--- a/LAB6/11_DH_CNPM2-LAB6_1150080150_DangDuongNguyen.docx
+++ b/LAB6/11_DH_CNPM2-LAB6_1150080150_DangDuongNguyen.docx
@@ -59,7 +59,7 @@
           <w:sz w:val="26"/>
           <w:szCs w:val="26"/>
         </w:rPr>
-        <w:t xml:space="preserve">Tài liệu thao tác từng bước, ghi rõ máy thực hiện, lệnh cần chạy, cách kiểm tra và vị trí chụp ảnh minh chứng. Kèm câu trả lời đầy đủ 12 câu hỏi phân </w:t>
+        <w:t xml:space="preserve">Tài liệu thao tác từng bước, ghi rõ máy thực hiện, lệnh cần chạy, cách kiểm tra và vị trí chụp ảnh minh chứng. Kèm câu trả lời đầy đủ 12 </w:t>
       </w:r>
       <w:proofErr w:type="spellStart"/>
       <w:r>
@@ -68,6 +68,60 @@
           <w:sz w:val="26"/>
           <w:szCs w:val="26"/>
         </w:rPr>
+        <w:t>câu</w:t>
+      </w:r>
+      <w:proofErr w:type="spellEnd"/>
+      <w:r>
+        <w:rPr>
+          <w:rFonts w:ascii="Times New Roman" w:hAnsi="Times New Roman" w:cs="Times New Roman"/>
+          <w:sz w:val="26"/>
+          <w:szCs w:val="26"/>
+        </w:rPr>
+        <w:t xml:space="preserve"> </w:t>
+      </w:r>
+      <w:proofErr w:type="spellStart"/>
+      <w:r>
+        <w:rPr>
+          <w:rFonts w:ascii="Times New Roman" w:hAnsi="Times New Roman" w:cs="Times New Roman"/>
+          <w:sz w:val="26"/>
+          <w:szCs w:val="26"/>
+        </w:rPr>
+        <w:t>hỏi</w:t>
+      </w:r>
+      <w:proofErr w:type="spellEnd"/>
+      <w:r>
+        <w:rPr>
+          <w:rFonts w:ascii="Times New Roman" w:hAnsi="Times New Roman" w:cs="Times New Roman"/>
+          <w:sz w:val="26"/>
+          <w:szCs w:val="26"/>
+        </w:rPr>
+        <w:t xml:space="preserve"> </w:t>
+      </w:r>
+      <w:proofErr w:type="spellStart"/>
+      <w:r>
+        <w:rPr>
+          <w:rFonts w:ascii="Times New Roman" w:hAnsi="Times New Roman" w:cs="Times New Roman"/>
+          <w:sz w:val="26"/>
+          <w:szCs w:val="26"/>
+        </w:rPr>
+        <w:t>phân</w:t>
+      </w:r>
+      <w:proofErr w:type="spellEnd"/>
+      <w:r>
+        <w:rPr>
+          <w:rFonts w:ascii="Times New Roman" w:hAnsi="Times New Roman" w:cs="Times New Roman"/>
+          <w:sz w:val="26"/>
+          <w:szCs w:val="26"/>
+        </w:rPr>
+        <w:t xml:space="preserve"> </w:t>
+      </w:r>
+      <w:proofErr w:type="spellStart"/>
+      <w:r>
+        <w:rPr>
+          <w:rFonts w:ascii="Times New Roman" w:hAnsi="Times New Roman" w:cs="Times New Roman"/>
+          <w:sz w:val="26"/>
+          <w:szCs w:val="26"/>
+        </w:rPr>
         <w:t>tích</w:t>
       </w:r>
       <w:proofErr w:type="spellEnd"/>
@@ -139,6 +193,8 @@
         <w:spacing w:after="0" w:line="360" w:lineRule="auto"/>
         <w:rPr>
           <w:rFonts w:ascii="Times New Roman" w:hAnsi="Times New Roman" w:cs="Times New Roman"/>
+          <w:b/>
+          <w:bCs/>
           <w:sz w:val="26"/>
           <w:szCs w:val="26"/>
           <w:lang w:val="vi-VN"/>
@@ -147,6 +203,8 @@
       <w:r>
         <w:rPr>
           <w:rFonts w:ascii="Times New Roman" w:hAnsi="Times New Roman" w:cs="Times New Roman"/>
+          <w:b/>
+          <w:bCs/>
           <w:sz w:val="26"/>
           <w:szCs w:val="26"/>
           <w:lang w:val="vi-VN"/>
@@ -159,6 +217,8 @@
         <w:spacing w:after="0" w:line="360" w:lineRule="auto"/>
         <w:rPr>
           <w:rFonts w:ascii="Times New Roman" w:hAnsi="Times New Roman" w:cs="Times New Roman"/>
+          <w:b/>
+          <w:bCs/>
           <w:sz w:val="26"/>
           <w:szCs w:val="26"/>
           <w:lang w:val="vi-VN"/>
@@ -167,6 +227,8 @@
       <w:r>
         <w:rPr>
           <w:rFonts w:ascii="Times New Roman" w:hAnsi="Times New Roman" w:cs="Times New Roman"/>
+          <w:b/>
+          <w:bCs/>
           <w:sz w:val="26"/>
           <w:szCs w:val="26"/>
           <w:lang w:val="vi-VN"/>
@@ -179,6 +241,8 @@
         <w:spacing w:after="0" w:line="360" w:lineRule="auto"/>
         <w:rPr>
           <w:rFonts w:ascii="Times New Roman" w:hAnsi="Times New Roman" w:cs="Times New Roman"/>
+          <w:b/>
+          <w:bCs/>
           <w:sz w:val="26"/>
           <w:szCs w:val="26"/>
           <w:lang w:val="vi-VN"/>
@@ -187,11 +251,47 @@
       <w:r>
         <w:rPr>
           <w:rFonts w:ascii="Times New Roman" w:hAnsi="Times New Roman" w:cs="Times New Roman"/>
+          <w:b/>
+          <w:bCs/>
           <w:sz w:val="26"/>
           <w:szCs w:val="26"/>
           <w:lang w:val="vi-VN"/>
         </w:rPr>
         <w:t>1150080150</w:t>
+      </w:r>
+    </w:p>
+    <w:p>
+      <w:pPr>
+        <w:spacing w:after="0" w:line="360" w:lineRule="auto"/>
+        <w:rPr>
+          <w:rFonts w:ascii="Times New Roman" w:hAnsi="Times New Roman" w:cs="Times New Roman"/>
+          <w:sz w:val="26"/>
+          <w:szCs w:val="26"/>
+          <w:lang w:val="vi-VN"/>
+        </w:rPr>
+      </w:pPr>
+      <w:r>
+        <w:rPr>
+          <w:rFonts w:ascii="Times New Roman" w:hAnsi="Times New Roman" w:cs="Times New Roman"/>
+          <w:b/>
+          <w:bCs/>
+          <w:sz w:val="26"/>
+          <w:szCs w:val="26"/>
+          <w:lang w:val="vi-VN"/>
+        </w:rPr>
+        <w:t>LINKYTB:</w:t>
+      </w:r>
+      <w:r>
+        <w:t xml:space="preserve"> </w:t>
+      </w:r>
+      <w:r>
+        <w:rPr>
+          <w:rFonts w:ascii="Times New Roman" w:hAnsi="Times New Roman" w:cs="Times New Roman"/>
+          <w:sz w:val="26"/>
+          <w:szCs w:val="26"/>
+          <w:lang w:val="vi-VN"/>
+        </w:rPr>
+        <w:t>https://youtu.be/lvwXkkUeJeY</w:t>
       </w:r>
     </w:p>
     <w:p>
@@ -203,6 +303,7 @@
           <w:color w:val="auto"/>
           <w:sz w:val="26"/>
           <w:szCs w:val="26"/>
+          <w:lang w:val="vi-VN"/>
         </w:rPr>
       </w:pPr>
       <w:r>
@@ -211,6 +312,7 @@
           <w:color w:val="auto"/>
           <w:sz w:val="26"/>
           <w:szCs w:val="26"/>
+          <w:lang w:val="vi-VN"/>
         </w:rPr>
         <w:t>0. Phạm vi và cách dùng tài liệu</w:t>
       </w:r>
@@ -222,13 +324,15 @@
           <w:rFonts w:ascii="Times New Roman" w:hAnsi="Times New Roman" w:cs="Times New Roman"/>
           <w:sz w:val="26"/>
           <w:szCs w:val="26"/>
-        </w:rPr>
-      </w:pPr>
-      <w:r>
-        <w:rPr>
-          <w:rFonts w:ascii="Times New Roman" w:hAnsi="Times New Roman" w:cs="Times New Roman"/>
-          <w:sz w:val="26"/>
-          <w:szCs w:val="26"/>
+          <w:lang w:val="vi-VN"/>
+        </w:rPr>
+      </w:pPr>
+      <w:r>
+        <w:rPr>
+          <w:rFonts w:ascii="Times New Roman" w:hAnsi="Times New Roman" w:cs="Times New Roman"/>
+          <w:sz w:val="26"/>
+          <w:szCs w:val="26"/>
+          <w:lang w:val="vi-VN"/>
         </w:rPr>
         <w:t>Chỉ thực hiện đến Kịch bản 5. Không làm Kịch bản 6–7; vẫn xem Firewall Log và xuất config.xml để lưu minh chứng của 5 kịch bản. Các ảnh phải chụp từ máy thật của bạn, không sử dụng ảnh minh họa thay thế.</w:t>
       </w:r>
@@ -265,6 +369,7 @@
                 <w:szCs w:val="26"/>
               </w:rPr>
             </w:pPr>
+            <w:proofErr w:type="spellStart"/>
             <w:r>
               <w:rPr>
                 <w:rFonts w:ascii="Times New Roman" w:hAnsi="Times New Roman" w:cs="Times New Roman"/>
@@ -272,8 +377,49 @@
                 <w:sz w:val="26"/>
                 <w:szCs w:val="26"/>
               </w:rPr>
-              <w:t>Máy đang có</w:t>
+              <w:t>Máy</w:t>
             </w:r>
+            <w:proofErr w:type="spellEnd"/>
+            <w:r>
+              <w:rPr>
+                <w:rFonts w:ascii="Times New Roman" w:hAnsi="Times New Roman" w:cs="Times New Roman"/>
+                <w:color w:val="auto"/>
+                <w:sz w:val="26"/>
+                <w:szCs w:val="26"/>
+              </w:rPr>
+              <w:t xml:space="preserve"> </w:t>
+            </w:r>
+            <w:proofErr w:type="spellStart"/>
+            <w:r>
+              <w:rPr>
+                <w:rFonts w:ascii="Times New Roman" w:hAnsi="Times New Roman" w:cs="Times New Roman"/>
+                <w:color w:val="auto"/>
+                <w:sz w:val="26"/>
+                <w:szCs w:val="26"/>
+              </w:rPr>
+              <w:t>đang</w:t>
+            </w:r>
+            <w:proofErr w:type="spellEnd"/>
+            <w:r>
+              <w:rPr>
+                <w:rFonts w:ascii="Times New Roman" w:hAnsi="Times New Roman" w:cs="Times New Roman"/>
+                <w:color w:val="auto"/>
+                <w:sz w:val="26"/>
+                <w:szCs w:val="26"/>
+              </w:rPr>
+              <w:t xml:space="preserve"> </w:t>
+            </w:r>
+            <w:proofErr w:type="spellStart"/>
+            <w:r>
+              <w:rPr>
+                <w:rFonts w:ascii="Times New Roman" w:hAnsi="Times New Roman" w:cs="Times New Roman"/>
+                <w:color w:val="auto"/>
+                <w:sz w:val="26"/>
+                <w:szCs w:val="26"/>
+              </w:rPr>
+              <w:t>có</w:t>
+            </w:r>
+            <w:proofErr w:type="spellEnd"/>
           </w:p>
         </w:tc>
         <w:tc>
@@ -742,7 +888,25 @@
           <w:sz w:val="26"/>
           <w:szCs w:val="26"/>
         </w:rPr>
-        <w:t xml:space="preserve"> trực tiếp máy ảo hiện có. Tạo Snapshot trước khi sửa. Một Kali đổi IP để kiểm thử A/B lần lượt là phương án mô phỏng thay thế; không chứng minh hai client đồng thời. Nếu giảng viên yêu cầu hai VM riêng, phải bổ sung Client-B.</w:t>
+        <w:t xml:space="preserve"> </w:t>
+      </w:r>
+      <w:proofErr w:type="spellStart"/>
+      <w:r>
+        <w:rPr>
+          <w:rFonts w:ascii="Times New Roman" w:hAnsi="Times New Roman" w:cs="Times New Roman"/>
+          <w:sz w:val="26"/>
+          <w:szCs w:val="26"/>
+        </w:rPr>
+        <w:t>trực</w:t>
+      </w:r>
+      <w:proofErr w:type="spellEnd"/>
+      <w:r>
+        <w:rPr>
+          <w:rFonts w:ascii="Times New Roman" w:hAnsi="Times New Roman" w:cs="Times New Roman"/>
+          <w:sz w:val="26"/>
+          <w:szCs w:val="26"/>
+        </w:rPr>
+        <w:t xml:space="preserve"> tiếp máy ảo hiện có. Tạo Snapshot trước khi sửa. Một Kali đổi IP để kiểm thử A/B lần lượt là phương án mô phỏng thay thế; không chứng minh hai client đồng thời. Nếu giảng viên yêu cầu hai VM riêng, phải bổ sung Client-B.</w:t>
       </w:r>
     </w:p>
     <w:p>
@@ -880,6 +1044,7 @@
           <w:color w:val="auto"/>
           <w:sz w:val="26"/>
         </w:rPr>
+        <w:lastRenderedPageBreak/>
         <w:t>Bước</w:t>
       </w:r>
       <w:proofErr w:type="spellEnd"/>
@@ -945,7 +1110,6 @@
           <w:sz w:val="26"/>
           <w:szCs w:val="26"/>
         </w:rPr>
-        <w:lastRenderedPageBreak/>
         <w:t>Name: LAB6-WAN; IPv4 Prefix: 192.168.250.0/24; bật DHCP; Apply.</w:t>
       </w:r>
     </w:p>
@@ -1682,6 +1846,7 @@
           <w:szCs w:val="26"/>
           <w:lang w:val="fr-FR"/>
         </w:rPr>
+        <w:lastRenderedPageBreak/>
         <w:t>Xác</w:t>
       </w:r>
       <w:proofErr w:type="spellEnd"/>
@@ -1874,7 +2039,6 @@
           <w:szCs w:val="26"/>
           <w:lang w:val="fr-FR"/>
         </w:rPr>
-        <w:lastRenderedPageBreak/>
         <w:t>Gán</w:t>
       </w:r>
       <w:proofErr w:type="spellEnd"/>
@@ -2591,6 +2755,7 @@
           <w:sz w:val="26"/>
           <w:szCs w:val="26"/>
         </w:rPr>
+        <w:lastRenderedPageBreak/>
         <w:t>Firewall → Rules → DMZ → Add: Pass IPv4 Any, Source DMZ net, Destination Any; Description TEMP-LAB6-DMZ-SETUP.</w:t>
       </w:r>
     </w:p>
@@ -2610,7 +2775,6 @@
           <w:sz w:val="26"/>
           <w:szCs w:val="26"/>
         </w:rPr>
-        <w:lastRenderedPageBreak/>
         <w:t>Apply Changes. Đây là rule tạm để kiểm tra/cài gói; trước khi làm kịch bản phải Disable cả hai.</w:t>
       </w:r>
     </w:p>
@@ -3088,6 +3252,7 @@
           <w:color w:val="auto"/>
           <w:sz w:val="26"/>
         </w:rPr>
+        <w:lastRenderedPageBreak/>
         <w:t xml:space="preserve">Bước 15 – Tạo OU và 3 </w:t>
       </w:r>
       <w:proofErr w:type="gramStart"/>
@@ -3163,7 +3328,6 @@
           <w:sz w:val="26"/>
           <w:szCs w:val="26"/>
         </w:rPr>
-        <w:lastRenderedPageBreak/>
         <w:t>Trong LAB6-Users tạo sv_a và sv_b (New → User), đặt mật khẩu riêng; bỏ User must change password at next logon để thử LDAP.</w:t>
       </w:r>
     </w:p>
@@ -4243,6 +4407,7 @@
           <w:sz w:val="26"/>
           <w:szCs w:val="26"/>
         </w:rPr>
+        <w:lastRenderedPageBreak/>
         <w:t xml:space="preserve">      dhcp4: false</w:t>
       </w:r>
     </w:p>
@@ -4300,7 +4465,6 @@
           <w:sz w:val="26"/>
           <w:szCs w:val="26"/>
         </w:rPr>
-        <w:lastRenderedPageBreak/>
         <w:t xml:space="preserve">        - 172.16.6.20/24</w:t>
       </w:r>
     </w:p>
@@ -5121,117 +5285,6 @@
           <w:sz w:val="26"/>
           <w:szCs w:val="26"/>
         </w:rPr>
-        <w:t xml:space="preserve">server </w:t>
-      </w:r>
-      <w:proofErr w:type="gramStart"/>
-      <w:r>
-        <w:rPr>
-          <w:rFonts w:ascii="Times New Roman" w:hAnsi="Times New Roman" w:cs="Times New Roman"/>
-          <w:sz w:val="26"/>
-          <w:szCs w:val="26"/>
-        </w:rPr>
-        <w:t>{ listen</w:t>
-      </w:r>
-      <w:proofErr w:type="gramEnd"/>
-      <w:r>
-        <w:rPr>
-          <w:rFonts w:ascii="Times New Roman" w:hAnsi="Times New Roman" w:cs="Times New Roman"/>
-          <w:sz w:val="26"/>
-          <w:szCs w:val="26"/>
-        </w:rPr>
-        <w:t xml:space="preserve"> 172.16.6.10:80; server_name _; root /var/www/general; index index.html; }</w:t>
-      </w:r>
-    </w:p>
-    <w:p>
-      <w:pPr>
-        <w:spacing w:after="0" w:line="360" w:lineRule="auto"/>
-        <w:ind w:left="317"/>
-        <w:rPr>
-          <w:rFonts w:ascii="Times New Roman" w:hAnsi="Times New Roman" w:cs="Times New Roman"/>
-          <w:sz w:val="26"/>
-          <w:szCs w:val="26"/>
-        </w:rPr>
-      </w:pPr>
-      <w:r>
-        <w:rPr>
-          <w:rFonts w:ascii="Times New Roman" w:hAnsi="Times New Roman" w:cs="Times New Roman"/>
-          <w:sz w:val="26"/>
-          <w:szCs w:val="26"/>
-        </w:rPr>
-        <w:t xml:space="preserve">server </w:t>
-      </w:r>
-      <w:proofErr w:type="gramStart"/>
-      <w:r>
-        <w:rPr>
-          <w:rFonts w:ascii="Times New Roman" w:hAnsi="Times New Roman" w:cs="Times New Roman"/>
-          <w:sz w:val="26"/>
-          <w:szCs w:val="26"/>
-        </w:rPr>
-        <w:t>{ listen</w:t>
-      </w:r>
-      <w:proofErr w:type="gramEnd"/>
-      <w:r>
-        <w:rPr>
-          <w:rFonts w:ascii="Times New Roman" w:hAnsi="Times New Roman" w:cs="Times New Roman"/>
-          <w:sz w:val="26"/>
-          <w:szCs w:val="26"/>
-        </w:rPr>
-        <w:t xml:space="preserve"> 172.16.6.20:80; server_name _; root /var/www/job; index index.html; }</w:t>
-      </w:r>
-    </w:p>
-    <w:p>
-      <w:pPr>
-        <w:spacing w:after="0" w:line="360" w:lineRule="auto"/>
-        <w:ind w:left="317"/>
-        <w:rPr>
-          <w:rFonts w:ascii="Times New Roman" w:hAnsi="Times New Roman" w:cs="Times New Roman"/>
-          <w:sz w:val="26"/>
-          <w:szCs w:val="26"/>
-        </w:rPr>
-      </w:pPr>
-      <w:r>
-        <w:rPr>
-          <w:rFonts w:ascii="Times New Roman" w:hAnsi="Times New Roman" w:cs="Times New Roman"/>
-          <w:sz w:val="26"/>
-          <w:szCs w:val="26"/>
-        </w:rPr>
-        <w:t xml:space="preserve">server </w:t>
-      </w:r>
-      <w:proofErr w:type="gramStart"/>
-      <w:r>
-        <w:rPr>
-          <w:rFonts w:ascii="Times New Roman" w:hAnsi="Times New Roman" w:cs="Times New Roman"/>
-          <w:sz w:val="26"/>
-          <w:szCs w:val="26"/>
-        </w:rPr>
-        <w:t>{ listen</w:t>
-      </w:r>
-      <w:proofErr w:type="gramEnd"/>
-      <w:r>
-        <w:rPr>
-          <w:rFonts w:ascii="Times New Roman" w:hAnsi="Times New Roman" w:cs="Times New Roman"/>
-          <w:sz w:val="26"/>
-          <w:szCs w:val="26"/>
-        </w:rPr>
-        <w:t xml:space="preserve"> 172.16.6.30:80; server_name _; root /var/www/social; index index.html; }</w:t>
-      </w:r>
-    </w:p>
-    <w:p>
-      <w:pPr>
-        <w:spacing w:after="0" w:line="360" w:lineRule="auto"/>
-        <w:ind w:left="317"/>
-        <w:rPr>
-          <w:rFonts w:ascii="Times New Roman" w:hAnsi="Times New Roman" w:cs="Times New Roman"/>
-          <w:sz w:val="26"/>
-          <w:szCs w:val="26"/>
-        </w:rPr>
-      </w:pPr>
-      <w:r>
-        <w:rPr>
-          <w:rFonts w:ascii="Times New Roman" w:hAnsi="Times New Roman" w:cs="Times New Roman"/>
-          <w:sz w:val="26"/>
-          <w:szCs w:val="26"/>
-        </w:rPr>
         <w:lastRenderedPageBreak/>
         <w:t xml:space="preserve">server </w:t>
       </w:r>
@@ -5251,6 +5304,117 @@
           <w:sz w:val="26"/>
           <w:szCs w:val="26"/>
         </w:rPr>
+        <w:t xml:space="preserve"> 172.16.6.10:80; server_name _; root /var/www/general; index index.html; }</w:t>
+      </w:r>
+    </w:p>
+    <w:p>
+      <w:pPr>
+        <w:spacing w:after="0" w:line="360" w:lineRule="auto"/>
+        <w:ind w:left="317"/>
+        <w:rPr>
+          <w:rFonts w:ascii="Times New Roman" w:hAnsi="Times New Roman" w:cs="Times New Roman"/>
+          <w:sz w:val="26"/>
+          <w:szCs w:val="26"/>
+        </w:rPr>
+      </w:pPr>
+      <w:r>
+        <w:rPr>
+          <w:rFonts w:ascii="Times New Roman" w:hAnsi="Times New Roman" w:cs="Times New Roman"/>
+          <w:sz w:val="26"/>
+          <w:szCs w:val="26"/>
+        </w:rPr>
+        <w:t xml:space="preserve">server </w:t>
+      </w:r>
+      <w:proofErr w:type="gramStart"/>
+      <w:r>
+        <w:rPr>
+          <w:rFonts w:ascii="Times New Roman" w:hAnsi="Times New Roman" w:cs="Times New Roman"/>
+          <w:sz w:val="26"/>
+          <w:szCs w:val="26"/>
+        </w:rPr>
+        <w:t>{ listen</w:t>
+      </w:r>
+      <w:proofErr w:type="gramEnd"/>
+      <w:r>
+        <w:rPr>
+          <w:rFonts w:ascii="Times New Roman" w:hAnsi="Times New Roman" w:cs="Times New Roman"/>
+          <w:sz w:val="26"/>
+          <w:szCs w:val="26"/>
+        </w:rPr>
+        <w:t xml:space="preserve"> 172.16.6.20:80; server_name _; root /var/www/job; index index.html; }</w:t>
+      </w:r>
+    </w:p>
+    <w:p>
+      <w:pPr>
+        <w:spacing w:after="0" w:line="360" w:lineRule="auto"/>
+        <w:ind w:left="317"/>
+        <w:rPr>
+          <w:rFonts w:ascii="Times New Roman" w:hAnsi="Times New Roman" w:cs="Times New Roman"/>
+          <w:sz w:val="26"/>
+          <w:szCs w:val="26"/>
+        </w:rPr>
+      </w:pPr>
+      <w:r>
+        <w:rPr>
+          <w:rFonts w:ascii="Times New Roman" w:hAnsi="Times New Roman" w:cs="Times New Roman"/>
+          <w:sz w:val="26"/>
+          <w:szCs w:val="26"/>
+        </w:rPr>
+        <w:t xml:space="preserve">server </w:t>
+      </w:r>
+      <w:proofErr w:type="gramStart"/>
+      <w:r>
+        <w:rPr>
+          <w:rFonts w:ascii="Times New Roman" w:hAnsi="Times New Roman" w:cs="Times New Roman"/>
+          <w:sz w:val="26"/>
+          <w:szCs w:val="26"/>
+        </w:rPr>
+        <w:t>{ listen</w:t>
+      </w:r>
+      <w:proofErr w:type="gramEnd"/>
+      <w:r>
+        <w:rPr>
+          <w:rFonts w:ascii="Times New Roman" w:hAnsi="Times New Roman" w:cs="Times New Roman"/>
+          <w:sz w:val="26"/>
+          <w:szCs w:val="26"/>
+        </w:rPr>
+        <w:t xml:space="preserve"> 172.16.6.30:80; server_name _; root /var/www/social; index index.html; }</w:t>
+      </w:r>
+    </w:p>
+    <w:p>
+      <w:pPr>
+        <w:spacing w:after="0" w:line="360" w:lineRule="auto"/>
+        <w:ind w:left="317"/>
+        <w:rPr>
+          <w:rFonts w:ascii="Times New Roman" w:hAnsi="Times New Roman" w:cs="Times New Roman"/>
+          <w:sz w:val="26"/>
+          <w:szCs w:val="26"/>
+        </w:rPr>
+      </w:pPr>
+      <w:r>
+        <w:rPr>
+          <w:rFonts w:ascii="Times New Roman" w:hAnsi="Times New Roman" w:cs="Times New Roman"/>
+          <w:sz w:val="26"/>
+          <w:szCs w:val="26"/>
+        </w:rPr>
+        <w:t xml:space="preserve">server </w:t>
+      </w:r>
+      <w:proofErr w:type="gramStart"/>
+      <w:r>
+        <w:rPr>
+          <w:rFonts w:ascii="Times New Roman" w:hAnsi="Times New Roman" w:cs="Times New Roman"/>
+          <w:sz w:val="26"/>
+          <w:szCs w:val="26"/>
+        </w:rPr>
+        <w:t>{ listen</w:t>
+      </w:r>
+      <w:proofErr w:type="gramEnd"/>
+      <w:r>
+        <w:rPr>
+          <w:rFonts w:ascii="Times New Roman" w:hAnsi="Times New Roman" w:cs="Times New Roman"/>
+          <w:sz w:val="26"/>
+          <w:szCs w:val="26"/>
+        </w:rPr>
         <w:t xml:space="preserve"> 172.16.6.40:80; server_name _; root /var/www/restricted; index index.html; }</w:t>
       </w:r>
     </w:p>
@@ -5834,6 +5998,7 @@
           <w:sz w:val="26"/>
           <w:szCs w:val="26"/>
         </w:rPr>
+        <w:lastRenderedPageBreak/>
         <w:t>sudo nmcli connection down "Wired connection 1"</w:t>
       </w:r>
     </w:p>
@@ -5874,7 +6039,6 @@
           <w:sz w:val="26"/>
           <w:szCs w:val="26"/>
         </w:rPr>
-        <w:lastRenderedPageBreak/>
         <w:t>MỐC KIỂM TRA: HOÀN THÀNH SETUP MÔI TRƯỜNG</w:t>
       </w:r>
     </w:p>
@@ -6335,6 +6499,7 @@
           <w:sz w:val="26"/>
           <w:szCs w:val="26"/>
         </w:rPr>
+        <w:lastRenderedPageBreak/>
         <w:t>Dán ảnh tại đây: __________________________________________________________</w:t>
       </w:r>
     </w:p>
@@ -6354,7 +6519,6 @@
           <w:color w:val="auto"/>
           <w:sz w:val="26"/>
         </w:rPr>
-        <w:lastRenderedPageBreak/>
         <w:t>Bước 27 – Tạo Captive Portal (WebGUI pfSense)</w:t>
       </w:r>
     </w:p>
@@ -7233,6 +7397,7 @@
           <w:sz w:val="26"/>
           <w:szCs w:val="26"/>
         </w:rPr>
+        <w:lastRenderedPageBreak/>
         <w:t>Dán ảnh tại đây: __________________________________________________________</w:t>
       </w:r>
     </w:p>
@@ -7252,7 +7417,6 @@
           <w:color w:val="auto"/>
           <w:sz w:val="26"/>
         </w:rPr>
-        <w:lastRenderedPageBreak/>
         <w:t>Bước 31 – Kiểm tra timezone (WebGUI pfSense)</w:t>
       </w:r>
     </w:p>
@@ -7726,6 +7890,7 @@
           <w:sz w:val="26"/>
           <w:szCs w:val="26"/>
         </w:rPr>
+        <w:lastRenderedPageBreak/>
         <w:t>curl --max-time 5 http://172.16.6.10</w:t>
       </w:r>
     </w:p>
@@ -7745,7 +7910,6 @@
           <w:sz w:val="26"/>
           <w:szCs w:val="26"/>
         </w:rPr>
-        <w:lastRenderedPageBreak/>
         <w:t>curl --max-time 5 http://172.16.6.20</w:t>
       </w:r>
     </w:p>
@@ -8178,6 +8342,7 @@
           <w:sz w:val="26"/>
           <w:szCs w:val="26"/>
         </w:rPr>
+        <w:lastRenderedPageBreak/>
         <w:t>curl --max-time 5 http://172.16.6.30</w:t>
       </w:r>
     </w:p>
@@ -8197,7 +8362,6 @@
           <w:sz w:val="26"/>
           <w:szCs w:val="26"/>
         </w:rPr>
-        <w:lastRenderedPageBreak/>
         <w:t>📷</w:t>
       </w:r>
       <w:r>
